--- a/PMF10_Testes_Iteracao.docx
+++ b/PMF10_Testes_Iteracao.docx
@@ -121,7 +121,7 @@
               <w:bottom w:color="000000" w:space="0" w:sz="0" w:val="nil"/>
               <w:right w:color="000000" w:space="0" w:sz="0" w:val="nil"/>
             </w:tcBorders>
-            <w:shd w:fill="eeeeee" w:val="clear"/>
+            <w:shd w:fill="d6e0db" w:val="clear"/>
             <w:tcMar>
               <w:top w:w="160.0" w:type="dxa"/>
               <w:left w:w="260.0" w:type="dxa"/>
@@ -316,7 +316,7 @@
               <w:bottom w:color="d8d8d8" w:space="0" w:sz="4" w:val="single"/>
               <w:right w:color="d8d8d8" w:space="0" w:sz="4" w:val="single"/>
             </w:tcBorders>
-            <w:shd w:fill="f7f7f7" w:val="clear"/>
+            <w:shd w:fill="dee8e3" w:val="clear"/>
             <w:tcMar>
               <w:top w:w="90.0" w:type="dxa"/>
               <w:left w:w="160.0" w:type="dxa"/>
@@ -429,7 +429,7 @@
               <w:bottom w:color="d8d8d8" w:space="0" w:sz="4" w:val="single"/>
               <w:right w:color="d8d8d8" w:space="0" w:sz="4" w:val="single"/>
             </w:tcBorders>
-            <w:shd w:fill="f7f7f7" w:val="clear"/>
+            <w:shd w:fill="dee8e3" w:val="clear"/>
             <w:tcMar>
               <w:top w:w="90.0" w:type="dxa"/>
               <w:left w:w="160.0" w:type="dxa"/>
@@ -542,7 +542,7 @@
               <w:bottom w:color="d8d8d8" w:space="0" w:sz="4" w:val="single"/>
               <w:right w:color="d8d8d8" w:space="0" w:sz="4" w:val="single"/>
             </w:tcBorders>
-            <w:shd w:fill="f7f7f7" w:val="clear"/>
+            <w:shd w:fill="dee8e3" w:val="clear"/>
             <w:tcMar>
               <w:top w:w="90.0" w:type="dxa"/>
               <w:left w:w="160.0" w:type="dxa"/>
@@ -752,7 +752,7 @@
               <w:bottom w:color="d8d8d8" w:space="0" w:sz="4" w:val="single"/>
               <w:right w:color="d8d8d8" w:space="0" w:sz="4" w:val="single"/>
             </w:tcBorders>
-            <w:shd w:fill="f2f2f2" w:val="clear"/>
+            <w:shd w:fill="dae4df" w:val="clear"/>
             <w:tcMar>
               <w:top w:w="120.0" w:type="dxa"/>
               <w:left w:w="200.0" w:type="dxa"/>
@@ -911,7 +911,7 @@
               <w:bottom w:color="d8d8d8" w:space="0" w:sz="4" w:val="single"/>
               <w:right w:color="d8d8d8" w:space="0" w:sz="4" w:val="single"/>
             </w:tcBorders>
-            <w:shd w:fill="f2f2f2" w:val="clear"/>
+            <w:shd w:fill="dae4df" w:val="clear"/>
             <w:tcMar>
               <w:top w:w="120.0" w:type="dxa"/>
               <w:left w:w="200.0" w:type="dxa"/>
@@ -1070,7 +1070,7 @@
               <w:bottom w:color="d8d8d8" w:space="0" w:sz="4" w:val="single"/>
               <w:right w:color="d8d8d8" w:space="0" w:sz="4" w:val="single"/>
             </w:tcBorders>
-            <w:shd w:fill="f2f2f2" w:val="clear"/>
+            <w:shd w:fill="dae4df" w:val="clear"/>
             <w:tcMar>
               <w:top w:w="120.0" w:type="dxa"/>
               <w:left w:w="200.0" w:type="dxa"/>
@@ -1207,7 +1207,7 @@
               <w:bottom w:color="d8d8d8" w:space="0" w:sz="4" w:val="single"/>
               <w:right w:color="d8d8d8" w:space="0" w:sz="4" w:val="single"/>
             </w:tcBorders>
-            <w:shd w:fill="f2f2f2" w:val="clear"/>
+            <w:shd w:fill="dae4df" w:val="clear"/>
             <w:tcMar>
               <w:top w:w="120.0" w:type="dxa"/>
               <w:left w:w="200.0" w:type="dxa"/>
@@ -1344,7 +1344,7 @@
               <w:bottom w:color="d8d8d8" w:space="0" w:sz="4" w:val="single"/>
               <w:right w:color="d8d8d8" w:space="0" w:sz="4" w:val="single"/>
             </w:tcBorders>
-            <w:shd w:fill="f2f2f2" w:val="clear"/>
+            <w:shd w:fill="dae4df" w:val="clear"/>
             <w:tcMar>
               <w:top w:w="120.0" w:type="dxa"/>
               <w:left w:w="200.0" w:type="dxa"/>
@@ -1695,7 +1695,7 @@
               <w:bottom w:color="d8d8d8" w:space="0" w:sz="4" w:val="single"/>
               <w:right w:color="d8d8d8" w:space="0" w:sz="4" w:val="single"/>
             </w:tcBorders>
-            <w:shd w:fill="f7f7f7" w:val="clear"/>
+            <w:shd w:fill="dee8e3" w:val="clear"/>
             <w:tcMar>
               <w:top w:w="60.0" w:type="dxa"/>
               <w:left w:w="90.0" w:type="dxa"/>
@@ -1724,7 +1724,7 @@
               <w:bottom w:color="d8d8d8" w:space="0" w:sz="4" w:val="single"/>
               <w:right w:color="d8d8d8" w:space="0" w:sz="4" w:val="single"/>
             </w:tcBorders>
-            <w:shd w:fill="f7f7f7" w:val="clear"/>
+            <w:shd w:fill="dee8e3" w:val="clear"/>
             <w:tcMar>
               <w:top w:w="60.0" w:type="dxa"/>
               <w:left w:w="90.0" w:type="dxa"/>
@@ -1753,7 +1753,7 @@
               <w:bottom w:color="d8d8d8" w:space="0" w:sz="4" w:val="single"/>
               <w:right w:color="d8d8d8" w:space="0" w:sz="4" w:val="single"/>
             </w:tcBorders>
-            <w:shd w:fill="f7f7f7" w:val="clear"/>
+            <w:shd w:fill="dee8e3" w:val="clear"/>
             <w:tcMar>
               <w:top w:w="60.0" w:type="dxa"/>
               <w:left w:w="90.0" w:type="dxa"/>
@@ -1782,7 +1782,7 @@
               <w:bottom w:color="d8d8d8" w:space="0" w:sz="4" w:val="single"/>
               <w:right w:color="d8d8d8" w:space="0" w:sz="4" w:val="single"/>
             </w:tcBorders>
-            <w:shd w:fill="f7f7f7" w:val="clear"/>
+            <w:shd w:fill="dee8e3" w:val="clear"/>
             <w:tcMar>
               <w:top w:w="60.0" w:type="dxa"/>
               <w:left w:w="90.0" w:type="dxa"/>
@@ -1811,7 +1811,7 @@
               <w:bottom w:color="d8d8d8" w:space="0" w:sz="4" w:val="single"/>
               <w:right w:color="d8d8d8" w:space="0" w:sz="4" w:val="single"/>
             </w:tcBorders>
-            <w:shd w:fill="f7f7f7" w:val="clear"/>
+            <w:shd w:fill="dee8e3" w:val="clear"/>
             <w:tcMar>
               <w:top w:w="60.0" w:type="dxa"/>
               <w:left w:w="90.0" w:type="dxa"/>
@@ -1999,7 +1999,7 @@
               <w:bottom w:color="d8d8d8" w:space="0" w:sz="4" w:val="single"/>
               <w:right w:color="d8d8d8" w:space="0" w:sz="4" w:val="single"/>
             </w:tcBorders>
-            <w:shd w:fill="f7f7f7" w:val="clear"/>
+            <w:shd w:fill="dee8e3" w:val="clear"/>
             <w:tcMar>
               <w:top w:w="60.0" w:type="dxa"/>
               <w:left w:w="90.0" w:type="dxa"/>
@@ -2028,7 +2028,7 @@
               <w:bottom w:color="d8d8d8" w:space="0" w:sz="4" w:val="single"/>
               <w:right w:color="d8d8d8" w:space="0" w:sz="4" w:val="single"/>
             </w:tcBorders>
-            <w:shd w:fill="f7f7f7" w:val="clear"/>
+            <w:shd w:fill="dee8e3" w:val="clear"/>
             <w:tcMar>
               <w:top w:w="60.0" w:type="dxa"/>
               <w:left w:w="90.0" w:type="dxa"/>
@@ -2057,7 +2057,7 @@
               <w:bottom w:color="d8d8d8" w:space="0" w:sz="4" w:val="single"/>
               <w:right w:color="d8d8d8" w:space="0" w:sz="4" w:val="single"/>
             </w:tcBorders>
-            <w:shd w:fill="f7f7f7" w:val="clear"/>
+            <w:shd w:fill="dee8e3" w:val="clear"/>
             <w:tcMar>
               <w:top w:w="60.0" w:type="dxa"/>
               <w:left w:w="90.0" w:type="dxa"/>
@@ -2086,7 +2086,7 @@
               <w:bottom w:color="d8d8d8" w:space="0" w:sz="4" w:val="single"/>
               <w:right w:color="d8d8d8" w:space="0" w:sz="4" w:val="single"/>
             </w:tcBorders>
-            <w:shd w:fill="f7f7f7" w:val="clear"/>
+            <w:shd w:fill="dee8e3" w:val="clear"/>
             <w:tcMar>
               <w:top w:w="60.0" w:type="dxa"/>
               <w:left w:w="90.0" w:type="dxa"/>
@@ -2115,7 +2115,7 @@
               <w:bottom w:color="d8d8d8" w:space="0" w:sz="4" w:val="single"/>
               <w:right w:color="d8d8d8" w:space="0" w:sz="4" w:val="single"/>
             </w:tcBorders>
-            <w:shd w:fill="f7f7f7" w:val="clear"/>
+            <w:shd w:fill="dee8e3" w:val="clear"/>
             <w:tcMar>
               <w:top w:w="60.0" w:type="dxa"/>
               <w:left w:w="90.0" w:type="dxa"/>
@@ -2303,7 +2303,7 @@
               <w:bottom w:color="d8d8d8" w:space="0" w:sz="4" w:val="single"/>
               <w:right w:color="d8d8d8" w:space="0" w:sz="4" w:val="single"/>
             </w:tcBorders>
-            <w:shd w:fill="f7f7f7" w:val="clear"/>
+            <w:shd w:fill="dee8e3" w:val="clear"/>
             <w:tcMar>
               <w:top w:w="60.0" w:type="dxa"/>
               <w:left w:w="90.0" w:type="dxa"/>
@@ -2332,7 +2332,7 @@
               <w:bottom w:color="d8d8d8" w:space="0" w:sz="4" w:val="single"/>
               <w:right w:color="d8d8d8" w:space="0" w:sz="4" w:val="single"/>
             </w:tcBorders>
-            <w:shd w:fill="f7f7f7" w:val="clear"/>
+            <w:shd w:fill="dee8e3" w:val="clear"/>
             <w:tcMar>
               <w:top w:w="60.0" w:type="dxa"/>
               <w:left w:w="90.0" w:type="dxa"/>
@@ -2361,7 +2361,7 @@
               <w:bottom w:color="d8d8d8" w:space="0" w:sz="4" w:val="single"/>
               <w:right w:color="d8d8d8" w:space="0" w:sz="4" w:val="single"/>
             </w:tcBorders>
-            <w:shd w:fill="f7f7f7" w:val="clear"/>
+            <w:shd w:fill="dee8e3" w:val="clear"/>
             <w:tcMar>
               <w:top w:w="60.0" w:type="dxa"/>
               <w:left w:w="90.0" w:type="dxa"/>
@@ -2390,7 +2390,7 @@
               <w:bottom w:color="d8d8d8" w:space="0" w:sz="4" w:val="single"/>
               <w:right w:color="d8d8d8" w:space="0" w:sz="4" w:val="single"/>
             </w:tcBorders>
-            <w:shd w:fill="f7f7f7" w:val="clear"/>
+            <w:shd w:fill="dee8e3" w:val="clear"/>
             <w:tcMar>
               <w:top w:w="60.0" w:type="dxa"/>
               <w:left w:w="90.0" w:type="dxa"/>
@@ -2419,7 +2419,7 @@
               <w:bottom w:color="d8d8d8" w:space="0" w:sz="4" w:val="single"/>
               <w:right w:color="d8d8d8" w:space="0" w:sz="4" w:val="single"/>
             </w:tcBorders>
-            <w:shd w:fill="f7f7f7" w:val="clear"/>
+            <w:shd w:fill="dee8e3" w:val="clear"/>
             <w:tcMar>
               <w:top w:w="60.0" w:type="dxa"/>
               <w:left w:w="90.0" w:type="dxa"/>
@@ -2607,7 +2607,7 @@
               <w:bottom w:color="d8d8d8" w:space="0" w:sz="4" w:val="single"/>
               <w:right w:color="d8d8d8" w:space="0" w:sz="4" w:val="single"/>
             </w:tcBorders>
-            <w:shd w:fill="f7f7f7" w:val="clear"/>
+            <w:shd w:fill="dee8e3" w:val="clear"/>
             <w:tcMar>
               <w:top w:w="60.0" w:type="dxa"/>
               <w:left w:w="90.0" w:type="dxa"/>
@@ -2636,7 +2636,7 @@
               <w:bottom w:color="d8d8d8" w:space="0" w:sz="4" w:val="single"/>
               <w:right w:color="d8d8d8" w:space="0" w:sz="4" w:val="single"/>
             </w:tcBorders>
-            <w:shd w:fill="f7f7f7" w:val="clear"/>
+            <w:shd w:fill="dee8e3" w:val="clear"/>
             <w:tcMar>
               <w:top w:w="60.0" w:type="dxa"/>
               <w:left w:w="90.0" w:type="dxa"/>
@@ -2665,7 +2665,7 @@
               <w:bottom w:color="d8d8d8" w:space="0" w:sz="4" w:val="single"/>
               <w:right w:color="d8d8d8" w:space="0" w:sz="4" w:val="single"/>
             </w:tcBorders>
-            <w:shd w:fill="f7f7f7" w:val="clear"/>
+            <w:shd w:fill="dee8e3" w:val="clear"/>
             <w:tcMar>
               <w:top w:w="60.0" w:type="dxa"/>
               <w:left w:w="90.0" w:type="dxa"/>
@@ -2694,7 +2694,7 @@
               <w:bottom w:color="d8d8d8" w:space="0" w:sz="4" w:val="single"/>
               <w:right w:color="d8d8d8" w:space="0" w:sz="4" w:val="single"/>
             </w:tcBorders>
-            <w:shd w:fill="f7f7f7" w:val="clear"/>
+            <w:shd w:fill="dee8e3" w:val="clear"/>
             <w:tcMar>
               <w:top w:w="60.0" w:type="dxa"/>
               <w:left w:w="90.0" w:type="dxa"/>
@@ -2723,7 +2723,7 @@
               <w:bottom w:color="d8d8d8" w:space="0" w:sz="4" w:val="single"/>
               <w:right w:color="d8d8d8" w:space="0" w:sz="4" w:val="single"/>
             </w:tcBorders>
-            <w:shd w:fill="f7f7f7" w:val="clear"/>
+            <w:shd w:fill="dee8e3" w:val="clear"/>
             <w:tcMar>
               <w:top w:w="60.0" w:type="dxa"/>
               <w:left w:w="90.0" w:type="dxa"/>
@@ -3036,7 +3036,7 @@
               <w:bottom w:color="d8d8d8" w:space="0" w:sz="4" w:val="single"/>
               <w:right w:color="d8d8d8" w:space="0" w:sz="4" w:val="single"/>
             </w:tcBorders>
-            <w:shd w:fill="f2f2f2" w:val="clear"/>
+            <w:shd w:fill="dae4df" w:val="clear"/>
             <w:tcMar>
               <w:top w:w="120.0" w:type="dxa"/>
               <w:left w:w="200.0" w:type="dxa"/>
@@ -3131,7 +3131,7 @@
               <w:bottom w:color="000000" w:space="0" w:sz="0" w:val="nil"/>
               <w:right w:color="000000" w:space="0" w:sz="0" w:val="nil"/>
             </w:tcBorders>
-            <w:shd w:fill="eeeeee" w:val="clear"/>
+            <w:shd w:fill="d6e0db" w:val="clear"/>
             <w:tcMar>
               <w:top w:w="160.0" w:type="dxa"/>
               <w:left w:w="260.0" w:type="dxa"/>
@@ -3450,7 +3450,7 @@
       <w:rPr/>
       <w:drawing>
         <wp:inline distB="114300" distT="114300" distL="114300" distR="114300">
-          <wp:extent cx="1106897" cy="623888"/>
+          <wp:extent cx="1911049" cy="623888"/>
           <wp:effectExtent b="0" l="0" r="0" t="0"/>
           <wp:docPr id="1" name="image1.png"/>
           <a:graphic>
@@ -3462,7 +3462,7 @@
                 </pic:nvPicPr>
                 <pic:blipFill>
                   <a:blip r:embed="rId1"/>
-                  <a:srcRect b="27972" l="11329" r="12428" t="30420"/>
+                  <a:srcRect b="0" l="0" r="0" t="0"/>
                   <a:stretch>
                     <a:fillRect/>
                   </a:stretch>
@@ -3470,7 +3470,7 @@
                 <pic:spPr>
                   <a:xfrm>
                     <a:off x="0" y="0"/>
-                    <a:ext cx="1106897" cy="623888"/>
+                    <a:ext cx="1911049" cy="623888"/>
                   </a:xfrm>
                   <a:prstGeom prst="rect"/>
                   <a:ln/>
